--- a/fuentes/212500_M4_CF01_DU.docx
+++ b/fuentes/212500_M4_CF01_DU.docx
@@ -448,7 +448,25 @@
           <w:kern w:val="0"/>
           <w14:ligatures w14:val="none"/>
         </w:rPr>
-        <w:t>En este componente se abordarán aspectos a partir de los derechos del campesino relacionados con el ordenamiento territorial, también la relación de la constitución política y las leyes que se vinculan con el ordenamiento territorial, los mecanismos de participación ciudadana y los riegos y amenazas en el ordenamiento territorial.</w:t>
+        <w:t>En este componente se abordarán aspectos a partir de los derechos del campesino relacionados con el ordenamiento territorial, también la relación de la constitución política y las leyes que se vinculan con el ordenamiento territorial, los mecanismos de participación ciudadana y los rie</w:t>
+      </w:r>
+      <w:r>
+        <w:rPr>
+          <w:rFonts w:ascii="Calibri" w:hAnsi="Calibri"/>
+          <w:color w:val="000000" w:themeColor="text1"/>
+          <w:kern w:val="0"/>
+          <w14:ligatures w14:val="none"/>
+        </w:rPr>
+        <w:t>s</w:t>
+      </w:r>
+      <w:r>
+        <w:rPr>
+          <w:rFonts w:ascii="Calibri" w:hAnsi="Calibri"/>
+          <w:color w:val="000000" w:themeColor="text1"/>
+          <w:kern w:val="0"/>
+          <w14:ligatures w14:val="none"/>
+        </w:rPr>
+        <w:t>gos y amenazas en el ordenamiento territorial.</w:t>
       </w:r>
     </w:p>
     <w:p>
@@ -1825,7 +1843,7 @@
                 <w:noProof/>
                 <w:webHidden/>
               </w:rPr>
-              <w:t>36</w:t>
+              <w:t>35</w:t>
             </w:r>
             <w:r>
               <w:rPr>
@@ -2306,7 +2324,13 @@
     </w:p>
     <w:p>
       <w:r>
-        <w:t>El componente formativo ordenamiento territorial y derechos campesinos, busca desarrollar conocimientos sobre la relación entre los derechos del campesino y la organización del territorio. A partir de la Declaración de los Derechos del Campesino, se analizan los artículos que abordan aspectos vinculados con el uso de la tierra, la soberanía alimentaria, los recursos naturales y la participación social. Asimismo, se estudian las leyes incluidas en la Constitución Política de Colombia que orientan el desarrollo rural, la reforma agraria, la propiedad y las asociaciones campesinas.</w:t>
+        <w:t xml:space="preserve">El componente formativo </w:t>
+      </w:r>
+      <w:r>
+        <w:t>O</w:t>
+      </w:r>
+      <w:r>
+        <w:t>rdenamiento territorial y derechos campesinos, busca desarrollar conocimientos sobre la relación entre los derechos del campesino y la organización del territorio. A partir de la Declaración de los Derechos del Campesino, se analizan los artículos que abordan aspectos vinculados con el uso de la tierra, la soberanía alimentaria, los recursos naturales y la participación social. Asimismo, se estudian las leyes incluidas en la Constitución Política de Colombia que orientan el desarrollo rural, la reforma agraria, la propiedad y las asociaciones campesinas.</w:t>
       </w:r>
     </w:p>
     <w:p>
@@ -2464,7 +2488,19 @@
         <w:rPr>
           <w:lang w:eastAsia="es-CO"/>
         </w:rPr>
-        <w:t>Todo ello debe ser acorde con la diversidad cultural y físico geográfica del territorio.</w:t>
+        <w:t>Todo ello debe ser acorde con la diversidad cultural y físico</w:t>
+      </w:r>
+      <w:r>
+        <w:rPr>
+          <w:lang w:eastAsia="es-CO"/>
+        </w:rPr>
+        <w:t>-</w:t>
+      </w:r>
+      <w:r>
+        <w:rPr>
+          <w:lang w:eastAsia="es-CO"/>
+        </w:rPr>
+        <w:t>geográfica del territorio.</w:t>
       </w:r>
     </w:p>
     <w:p>
@@ -2632,7 +2668,19 @@
         <w:rPr>
           <w:lang w:eastAsia="es-CO"/>
         </w:rPr>
-        <w:t xml:space="preserve">A continuación, se presenta los artículos más relevantes de la Declaración de las Naciones Unidas sobre los Derechos de los campesinos y de otras personas que trabajan en las zonas rurales. Cada artículo reconoce garantías fundamentales que </w:t>
+        <w:t>A continuación, se presenta</w:t>
+      </w:r>
+      <w:r>
+        <w:rPr>
+          <w:lang w:eastAsia="es-CO"/>
+        </w:rPr>
+        <w:t>n</w:t>
+      </w:r>
+      <w:r>
+        <w:rPr>
+          <w:lang w:eastAsia="es-CO"/>
+        </w:rPr>
+        <w:t xml:space="preserve"> los artículos más relevantes de la Declaración de las Naciones Unidas sobre los Derechos de los campesinos y de otras personas que trabajan en las zonas rurales. Cada artículo reconoce garantías fundamentales que </w:t>
       </w:r>
       <w:r>
         <w:rPr>
@@ -3238,7 +3286,13 @@
       </w:pPr>
       <w:bookmarkStart w:id="3" w:name="_Toc216465761"/>
       <w:r>
-        <w:t>Constitución Política de Colombia y ordenamiento territorial</w:t>
+        <w:t xml:space="preserve">Constitución </w:t>
+      </w:r>
+      <w:r>
+        <w:t>p</w:t>
+      </w:r>
+      <w:r>
+        <w:t>olítica de Colombia y ordenamiento territorial</w:t>
       </w:r>
       <w:bookmarkEnd w:id="3"/>
     </w:p>
@@ -3414,6 +3468,12 @@
         </w:rPr>
         <w:lastRenderedPageBreak/>
         <w:t>distribución equitativa de la propiedad rural, impulsa proyectos de infraestructura, crédito, asistencia técnica y comercialización. Contribuye directamente al acceso a la tierra y al fortalecimiento de la economía rural</w:t>
+      </w:r>
+      <w:r>
+        <w:rPr>
+          <w:lang w:eastAsia="es-CO"/>
+        </w:rPr>
+        <w:t>.</w:t>
       </w:r>
     </w:p>
     <w:p>
@@ -7389,260 +7449,6 @@
           </w:p>
         </w:tc>
       </w:tr>
-      <w:tr>
-        <w:trPr>
-          <w:trHeight w:val="781"/>
-        </w:trPr>
-        <w:tc>
-          <w:tcPr>
-            <w:tcW w:w="1758" w:type="dxa"/>
-          </w:tcPr>
-          <w:p>
-            <w:pPr>
-              <w:pStyle w:val="Tablas"/>
-              <w:rPr>
-                <w:lang w:val="es-419" w:eastAsia="es-CO"/>
-              </w:rPr>
-            </w:pPr>
-            <w:r>
-              <w:t>Urbano</w:t>
-            </w:r>
-          </w:p>
-        </w:tc>
-        <w:tc>
-          <w:tcPr>
-            <w:tcW w:w="2578" w:type="dxa"/>
-          </w:tcPr>
-          <w:p>
-            <w:pPr>
-              <w:pStyle w:val="Tablas"/>
-              <w:rPr>
-                <w:lang w:val="es-419" w:eastAsia="es-CO"/>
-              </w:rPr>
-            </w:pPr>
-            <w:r>
-              <w:t>Inundaciones.</w:t>
-            </w:r>
-          </w:p>
-        </w:tc>
-        <w:tc>
-          <w:tcPr>
-            <w:tcW w:w="2813" w:type="dxa"/>
-          </w:tcPr>
-          <w:p>
-            <w:pPr>
-              <w:pStyle w:val="Tablas"/>
-            </w:pPr>
-            <w:r>
-              <w:t>Ocupación de rondas de ríos y quebradas.</w:t>
-            </w:r>
-          </w:p>
-        </w:tc>
-        <w:tc>
-          <w:tcPr>
-            <w:tcW w:w="2813" w:type="dxa"/>
-          </w:tcPr>
-          <w:p>
-            <w:pPr>
-              <w:pStyle w:val="Tablas"/>
-            </w:pPr>
-            <w:r>
-              <w:t>Vulnerabilidad de la población asentada en zonas de riesgo.</w:t>
-            </w:r>
-          </w:p>
-        </w:tc>
-      </w:tr>
-      <w:tr>
-        <w:trPr>
-          <w:cnfStyle w:val="000000100000" w:firstRow="0" w:lastRow="0" w:firstColumn="0" w:lastColumn="0" w:oddVBand="0" w:evenVBand="0" w:oddHBand="1" w:evenHBand="0" w:firstRowFirstColumn="0" w:firstRowLastColumn="0" w:lastRowFirstColumn="0" w:lastRowLastColumn="0"/>
-          <w:trHeight w:val="781"/>
-        </w:trPr>
-        <w:tc>
-          <w:tcPr>
-            <w:tcW w:w="1758" w:type="dxa"/>
-          </w:tcPr>
-          <w:p>
-            <w:pPr>
-              <w:pStyle w:val="Tablas"/>
-              <w:rPr>
-                <w:lang w:val="es-419" w:eastAsia="es-CO"/>
-              </w:rPr>
-            </w:pPr>
-            <w:r>
-              <w:t>Urbano</w:t>
-            </w:r>
-          </w:p>
-        </w:tc>
-        <w:tc>
-          <w:tcPr>
-            <w:tcW w:w="2578" w:type="dxa"/>
-          </w:tcPr>
-          <w:p>
-            <w:pPr>
-              <w:pStyle w:val="Tablas"/>
-              <w:rPr>
-                <w:lang w:val="es-419" w:eastAsia="es-CO"/>
-              </w:rPr>
-            </w:pPr>
-            <w:r>
-              <w:t>Déficit de servicios públicos.</w:t>
-            </w:r>
-          </w:p>
-        </w:tc>
-        <w:tc>
-          <w:tcPr>
-            <w:tcW w:w="2813" w:type="dxa"/>
-          </w:tcPr>
-          <w:p>
-            <w:pPr>
-              <w:pStyle w:val="Tablas"/>
-            </w:pPr>
-            <w:r>
-              <w:t>Expansión urbana descontrolada.</w:t>
-            </w:r>
-          </w:p>
-        </w:tc>
-        <w:tc>
-          <w:tcPr>
-            <w:tcW w:w="2813" w:type="dxa"/>
-          </w:tcPr>
-          <w:p>
-            <w:pPr>
-              <w:pStyle w:val="Tablas"/>
-            </w:pPr>
-            <w:r>
-              <w:t>Deterioro en la calidad de vida urbana.</w:t>
-            </w:r>
-          </w:p>
-        </w:tc>
-      </w:tr>
-      <w:tr>
-        <w:trPr>
-          <w:trHeight w:val="781"/>
-        </w:trPr>
-        <w:tc>
-          <w:tcPr>
-            <w:tcW w:w="1758" w:type="dxa"/>
-          </w:tcPr>
-          <w:p>
-            <w:pPr>
-              <w:pStyle w:val="Tablas"/>
-              <w:rPr>
-                <w:lang w:val="es-419" w:eastAsia="es-CO"/>
-              </w:rPr>
-            </w:pPr>
-            <w:r>
-              <w:t>Urbano</w:t>
-            </w:r>
-          </w:p>
-        </w:tc>
-        <w:tc>
-          <w:tcPr>
-            <w:tcW w:w="2578" w:type="dxa"/>
-          </w:tcPr>
-          <w:p>
-            <w:pPr>
-              <w:pStyle w:val="Tablas"/>
-              <w:rPr>
-                <w:lang w:val="es-419" w:eastAsia="es-CO"/>
-              </w:rPr>
-            </w:pPr>
-            <w:r>
-              <w:t>Pérdida de suelo fértil y ecosistemas.</w:t>
-            </w:r>
-          </w:p>
-        </w:tc>
-        <w:tc>
-          <w:tcPr>
-            <w:tcW w:w="2813" w:type="dxa"/>
-          </w:tcPr>
-          <w:p>
-            <w:pPr>
-              <w:pStyle w:val="Tablas"/>
-            </w:pPr>
-            <w:r>
-              <w:t>Urbanización no planificada.</w:t>
-            </w:r>
-          </w:p>
-        </w:tc>
-        <w:tc>
-          <w:tcPr>
-            <w:tcW w:w="2813" w:type="dxa"/>
-          </w:tcPr>
-          <w:p>
-            <w:pPr>
-              <w:pStyle w:val="Tablas"/>
-            </w:pPr>
-            <w:r>
-              <w:t>Reducción de áreas verdes y servicios ecosistémicos.</w:t>
-            </w:r>
-          </w:p>
-        </w:tc>
-      </w:tr>
-      <w:tr>
-        <w:trPr>
-          <w:cnfStyle w:val="000000100000" w:firstRow="0" w:lastRow="0" w:firstColumn="0" w:lastColumn="0" w:oddVBand="0" w:evenVBand="0" w:oddHBand="1" w:evenHBand="0" w:firstRowFirstColumn="0" w:firstRowLastColumn="0" w:lastRowFirstColumn="0" w:lastRowLastColumn="0"/>
-          <w:trHeight w:val="781"/>
-        </w:trPr>
-        <w:tc>
-          <w:tcPr>
-            <w:tcW w:w="1758" w:type="dxa"/>
-          </w:tcPr>
-          <w:p>
-            <w:pPr>
-              <w:pStyle w:val="Tablas"/>
-              <w:rPr>
-                <w:lang w:val="es-419" w:eastAsia="es-CO"/>
-              </w:rPr>
-            </w:pPr>
-            <w:r>
-              <w:t>Urbano</w:t>
-            </w:r>
-          </w:p>
-        </w:tc>
-        <w:tc>
-          <w:tcPr>
-            <w:tcW w:w="2578" w:type="dxa"/>
-          </w:tcPr>
-          <w:p>
-            <w:pPr>
-              <w:pStyle w:val="Tablas"/>
-              <w:rPr>
-                <w:lang w:val="es-419" w:eastAsia="es-CO"/>
-              </w:rPr>
-            </w:pPr>
-            <w:r>
-              <w:t>Deslizamientos.</w:t>
-            </w:r>
-          </w:p>
-        </w:tc>
-        <w:tc>
-          <w:tcPr>
-            <w:tcW w:w="2813" w:type="dxa"/>
-          </w:tcPr>
-          <w:p>
-            <w:pPr>
-              <w:pStyle w:val="Tablas"/>
-            </w:pPr>
-            <w:r>
-              <w:t>Construcción en zonas inestables.</w:t>
-            </w:r>
-          </w:p>
-        </w:tc>
-        <w:tc>
-          <w:tcPr>
-            <w:tcW w:w="2813" w:type="dxa"/>
-          </w:tcPr>
-          <w:p>
-            <w:pPr>
-              <w:pStyle w:val="Tablas"/>
-            </w:pPr>
-            <w:r>
-              <w:t>Daños a infraestructura y pérdida de vidas humanas.</w:t>
-            </w:r>
-          </w:p>
-        </w:tc>
-      </w:tr>
     </w:tbl>
     <w:bookmarkEnd w:id="13"/>
     <w:p>
@@ -7667,7 +7473,6 @@
       </w:pPr>
       <w:bookmarkStart w:id="14" w:name="_Toc216465771"/>
       <w:r>
-        <w:lastRenderedPageBreak/>
         <w:t>Política ambiental</w:t>
       </w:r>
       <w:bookmarkEnd w:id="14"/>
@@ -7715,6 +7520,27 @@
     </w:p>
     <w:p>
       <w:pPr>
+        <w:rPr>
+          <w:lang w:eastAsia="es-CO"/>
+        </w:rPr>
+      </w:pPr>
+    </w:p>
+    <w:p>
+      <w:pPr>
+        <w:rPr>
+          <w:lang w:eastAsia="es-CO"/>
+        </w:rPr>
+      </w:pPr>
+    </w:p>
+    <w:p>
+      <w:pPr>
+        <w:rPr>
+          <w:lang w:eastAsia="es-CO"/>
+        </w:rPr>
+      </w:pPr>
+    </w:p>
+    <w:p>
+      <w:pPr>
         <w:pStyle w:val="Tabla"/>
         <w:rPr>
           <w:lang w:eastAsia="es-CO"/>
@@ -7724,6 +7550,7 @@
         <w:rPr>
           <w:lang w:eastAsia="es-CO"/>
         </w:rPr>
+        <w:lastRenderedPageBreak/>
         <w:t>Relación entre política ambiental y ordenamiento territorial</w:t>
       </w:r>
     </w:p>
@@ -8040,6 +7867,34 @@
         </w:rPr>
         <w:t>Nota. Elaborado con base en la Ley 99 de 1993 y la Ley 388 de 1997.</w:t>
       </w:r>
+    </w:p>
+    <w:p>
+      <w:pPr>
+        <w:rPr>
+          <w:lang w:val="es-419" w:eastAsia="es-CO"/>
+        </w:rPr>
+      </w:pPr>
+    </w:p>
+    <w:p>
+      <w:pPr>
+        <w:rPr>
+          <w:lang w:val="es-419" w:eastAsia="es-CO"/>
+        </w:rPr>
+      </w:pPr>
+    </w:p>
+    <w:p>
+      <w:pPr>
+        <w:rPr>
+          <w:lang w:val="es-419" w:eastAsia="es-CO"/>
+        </w:rPr>
+      </w:pPr>
+    </w:p>
+    <w:p>
+      <w:pPr>
+        <w:rPr>
+          <w:lang w:val="es-419" w:eastAsia="es-CO"/>
+        </w:rPr>
+      </w:pPr>
     </w:p>
     <w:p>
       <w:pPr>
@@ -8947,8 +8802,9 @@
     </w:p>
     <w:p>
       <w:pPr>
-        <w:ind w:firstLine="0"/>
+        <w:jc w:val="center"/>
         <w:rPr>
+          <w:noProof/>
           <w:lang w:eastAsia="es-CO"/>
         </w:rPr>
       </w:pPr>
@@ -8958,10 +8814,10 @@
           <w:lang w:eastAsia="es-CO"/>
         </w:rPr>
         <w:drawing>
-          <wp:inline distT="0" distB="0" distL="0" distR="0" wp14:anchorId="7544DC45" wp14:editId="1D330879">
-            <wp:extent cx="6492240" cy="4349970"/>
-            <wp:effectExtent l="0" t="0" r="3810" b="0"/>
-            <wp:docPr id="898795217" name="Imagen 10" descr="Síntesis  sobre ordenamiento territorial y derechos campesinos, estructurado en cuatro ejes: técnicas de diagnóstico participativo, mecanismos de participación, dinámicas de la población campesina en el territorio, y amenazas y riesgos. Incluye leyes como la 1801 de 2016, 160 de 1994, 101 de 1993 y 2219 de 2022, junto con artículos de la Declaración de los derechos del campesino y dimensiones sociales, culturales, ambientales, económicas, políticas y productivas."/>
+          <wp:inline distT="0" distB="0" distL="0" distR="0" wp14:anchorId="022D94B5" wp14:editId="4CD5AF52">
+            <wp:extent cx="6391275" cy="4379563"/>
+            <wp:effectExtent l="0" t="0" r="0" b="2540"/>
+            <wp:docPr id="550705492" name="Imagen 3" descr="Síntesis  sobre ordenamiento territorial y derechos campesinos, estructurado en cuatro ejes: técnicas de diagnóstico participativo, mecanismos de participación, dinámicas de la población campesina en el territorio, y amenazas y riesgos. Incluye leyes como la 1801 de 2016, 160 de 1994, 101 de 1993 y 2219 de 2022, junto con artículos de la Declaración de los derechos del campesino y dimensiones sociales, culturales, ambientales, económicas, políticas y productivas."/>
             <wp:cNvGraphicFramePr>
               <a:graphicFrameLocks xmlns:a="http://schemas.openxmlformats.org/drawingml/2006/main" noChangeAspect="1"/>
             </wp:cNvGraphicFramePr>
@@ -8969,7 +8825,7 @@
               <a:graphicData uri="http://schemas.openxmlformats.org/drawingml/2006/picture">
                 <pic:pic xmlns:pic="http://schemas.openxmlformats.org/drawingml/2006/picture">
                   <pic:nvPicPr>
-                    <pic:cNvPr id="898795217" name="Imagen 10" descr="Síntesis  sobre ordenamiento territorial y derechos campesinos, estructurado en cuatro ejes: técnicas de diagnóstico participativo, mecanismos de participación, dinámicas de la población campesina en el territorio, y amenazas y riesgos. Incluye leyes como la 1801 de 2016, 160 de 1994, 101 de 1993 y 2219 de 2022, junto con artículos de la Declaración de los derechos del campesino y dimensiones sociales, culturales, ambientales, económicas, políticas y productivas."/>
+                    <pic:cNvPr id="550705492" name="Imagen 3" descr="Síntesis  sobre ordenamiento territorial y derechos campesinos, estructurado en cuatro ejes: técnicas de diagnóstico participativo, mecanismos de participación, dinámicas de la población campesina en el territorio, y amenazas y riesgos. Incluye leyes como la 1801 de 2016, 160 de 1994, 101 de 1993 y 2219 de 2022, junto con artículos de la Declaración de los derechos del campesino y dimensiones sociales, culturales, ambientales, económicas, políticas y productivas."/>
                     <pic:cNvPicPr>
                       <a:picLocks noChangeAspect="1" noChangeArrowheads="1"/>
                     </pic:cNvPicPr>
@@ -8990,12 +8846,15 @@
                   <pic:spPr bwMode="auto">
                     <a:xfrm>
                       <a:off x="0" y="0"/>
-                      <a:ext cx="6492240" cy="4349970"/>
+                      <a:ext cx="6395658" cy="4382566"/>
                     </a:xfrm>
                     <a:prstGeom prst="rect">
                       <a:avLst/>
                     </a:prstGeom>
                     <a:noFill/>
+                    <a:ln>
+                      <a:noFill/>
+                    </a:ln>
                   </pic:spPr>
                 </pic:pic>
               </a:graphicData>
@@ -9003,6 +8862,14 @@
           </wp:inline>
         </w:drawing>
       </w:r>
+    </w:p>
+    <w:p>
+      <w:pPr>
+        <w:ind w:firstLine="0"/>
+        <w:rPr>
+          <w:lang w:eastAsia="es-CO"/>
+        </w:rPr>
+      </w:pPr>
     </w:p>
     <w:p>
       <w:pPr>
@@ -47415,6 +47282,7 @@
   <w:style w:type="character" w:default="1" w:styleId="Fuentedeprrafopredeter">
     <w:name w:val="Default Paragraph Font"/>
     <w:uiPriority w:val="1"/>
+    <w:semiHidden/>
     <w:unhideWhenUsed/>
   </w:style>
   <w:style w:type="table" w:default="1" w:styleId="Tablanormal">
@@ -48594,10 +48462,6 @@
 </file>
 
 <file path=customXml/item1.xml><?xml version="1.0" encoding="utf-8"?>
-<b:Sources xmlns:b="http://schemas.openxmlformats.org/officeDocument/2006/bibliography" xmlns="http://schemas.openxmlformats.org/officeDocument/2006/bibliography" SelectedStyle="\APASixthEditionOfficeOnline.xsl" StyleName="APA" Version="6"/>
-</file>
-
-<file path=customXml/item2.xml><?xml version="1.0" encoding="utf-8"?>
 <p:properties xmlns:p="http://schemas.microsoft.com/office/2006/metadata/properties" xmlns:xsi="http://www.w3.org/2001/XMLSchema-instance" xmlns:pc="http://schemas.microsoft.com/office/infopath/2007/PartnerControls">
   <documentManagement>
     <TaxCatchAll xmlns="b250f519-6473-4480-8c44-6ee3a3a530c3" xsi:nil="true"/>
@@ -48608,7 +48472,7 @@
 </p:properties>
 </file>
 
-<file path=customXml/item3.xml><?xml version="1.0" encoding="utf-8"?>
+<file path=customXml/item2.xml><?xml version="1.0" encoding="utf-8"?>
 <ct:contentTypeSchema xmlns:ct="http://schemas.microsoft.com/office/2006/metadata/contentType" xmlns:ma="http://schemas.microsoft.com/office/2006/metadata/properties/metaAttributes" ct:_="" ma:_="" ma:contentTypeName="Documento" ma:contentTypeID="0x010100EA8A463C70CDF94EBCEAEE24D04F3F8A" ma:contentTypeVersion="12" ma:contentTypeDescription="Crear nuevo documento." ma:contentTypeScope="" ma:versionID="1e64a49c346abf4bbb09fc69347de49c">
   <xsd:schema xmlns:xsd="http://www.w3.org/2001/XMLSchema" xmlns:xs="http://www.w3.org/2001/XMLSchema" xmlns:p="http://schemas.microsoft.com/office/2006/metadata/properties" xmlns:ns2="d174a4fb-80c2-4523-8d89-375030acacbf" xmlns:ns3="b250f519-6473-4480-8c44-6ee3a3a530c3" targetNamespace="http://schemas.microsoft.com/office/2006/metadata/properties" ma:root="true" ma:fieldsID="8ae85b081a60446340f1312666800f88" ns2:_="" ns3:_="">
     <xsd:import namespace="d174a4fb-80c2-4523-8d89-375030acacbf"/>
@@ -48809,7 +48673,7 @@
 </ct:contentTypeSchema>
 </file>
 
-<file path=customXml/item4.xml><?xml version="1.0" encoding="utf-8"?>
+<file path=customXml/item3.xml><?xml version="1.0" encoding="utf-8"?>
 <?mso-contentType ?>
 <FormTemplates xmlns="http://schemas.microsoft.com/sharepoint/v3/contenttype/forms">
   <Display>DocumentLibraryForm</Display>
@@ -48818,15 +48682,11 @@
 </FormTemplates>
 </file>
 
-<file path=customXml/itemProps1.xml><?xml version="1.0" encoding="utf-8"?>
-<ds:datastoreItem xmlns:ds="http://schemas.openxmlformats.org/officeDocument/2006/customXml" ds:itemID="{EAE431FD-7059-4C09-804B-C9D69EB7B213}">
-  <ds:schemaRefs>
-    <ds:schemaRef ds:uri="http://schemas.openxmlformats.org/officeDocument/2006/bibliography"/>
-  </ds:schemaRefs>
-</ds:datastoreItem>
+<file path=customXml/item4.xml><?xml version="1.0" encoding="utf-8"?>
+<b:Sources xmlns:b="http://schemas.openxmlformats.org/officeDocument/2006/bibliography" xmlns="http://schemas.openxmlformats.org/officeDocument/2006/bibliography" SelectedStyle="\APASixthEditionOfficeOnline.xsl" StyleName="APA" Version="6"/>
 </file>
 
-<file path=customXml/itemProps2.xml><?xml version="1.0" encoding="utf-8"?>
+<file path=customXml/itemProps1.xml><?xml version="1.0" encoding="utf-8"?>
 <ds:datastoreItem xmlns:ds="http://schemas.openxmlformats.org/officeDocument/2006/customXml" ds:itemID="{1279454D-02BE-4A9C-A117-DCD1573E2608}">
   <ds:schemaRefs>
     <ds:schemaRef ds:uri="http://schemas.microsoft.com/office/2006/metadata/properties"/>
@@ -48837,14 +48697,22 @@
 </ds:datastoreItem>
 </file>
 
-<file path=customXml/itemProps3.xml><?xml version="1.0" encoding="utf-8"?>
-<ds:datastoreItem xmlns:ds="http://schemas.openxmlformats.org/officeDocument/2006/customXml" ds:itemID="{344350A6-E9B8-4BB3-85E0-AF19E52745FC}"/>
+<file path=customXml/itemProps2.xml><?xml version="1.0" encoding="utf-8"?>
+<ds:datastoreItem xmlns:ds="http://schemas.openxmlformats.org/officeDocument/2006/customXml" ds:itemID="{C2B0C2CA-24B8-4298-9893-7A1EBC46DAD4}"/>
 </file>
 
-<file path=customXml/itemProps4.xml><?xml version="1.0" encoding="utf-8"?>
+<file path=customXml/itemProps3.xml><?xml version="1.0" encoding="utf-8"?>
 <ds:datastoreItem xmlns:ds="http://schemas.openxmlformats.org/officeDocument/2006/customXml" ds:itemID="{10663269-2064-4804-8290-36D4A57F5557}">
   <ds:schemaRefs>
     <ds:schemaRef ds:uri="http://schemas.microsoft.com/sharepoint/v3/contenttype/forms"/>
   </ds:schemaRefs>
 </ds:datastoreItem>
+</file>
+
+<file path=customXml/itemProps4.xml><?xml version="1.0" encoding="utf-8"?>
+<ds:datastoreItem xmlns:ds="http://schemas.openxmlformats.org/officeDocument/2006/customXml" ds:itemID="{EAE431FD-7059-4C09-804B-C9D69EB7B213}">
+  <ds:schemaRefs>
+    <ds:schemaRef ds:uri="http://schemas.openxmlformats.org/officeDocument/2006/bibliography"/>
+  </ds:schemaRefs>
+</ds:datastoreItem>
 </file>